--- a/縣府案件/09A_王董發言重點_一頁版.docx
+++ b/縣府案件/09A_王董發言重點_一頁版.docx
@@ -826,7 +826,7 @@
                 <w:sz w:val="20"/>
                 <w:szCs w:val="20"/>
               </w:rPr>
-              <w:t xml:space="preserve">9/16 前</w:t>
+              <w:t xml:space="preserve">(方向已定)</w:t>
             </w:r>
           </w:p>
         </w:tc>
@@ -850,7 +850,7 @@
                 <w:sz w:val="20"/>
                 <w:szCs w:val="20"/>
               </w:rPr>
-              <w:t xml:space="preserve">票券改善方案 12A 或 12B </w:t>
+              <w:t xml:space="preserve">票券案:</w:t>
             </w:r>
             <w:r>
               <w:rPr>
@@ -860,15 +860,33 @@
                 <w:sz w:val="20"/>
                 <w:szCs w:val="20"/>
               </w:rPr>
-              <w:t xml:space="preserve">必須擇一定案發文</w:t>
-            </w:r>
-            <w:r>
-              <w:rPr>
-                <w:rFonts w:ascii="Microsoft JhengHei" w:cs="Microsoft JhengHei" w:eastAsia="Microsoft JhengHei" w:hAnsi="Microsoft JhengHei"/>
-                <w:sz w:val="20"/>
-                <w:szCs w:val="20"/>
-              </w:rPr>
-              <w:t xml:space="preserve">(裁罰止血,已罰 33 萬)</w:t>
+              <w:t xml:space="preserve">已定 12A 建立履約保障</w:t>
+            </w:r>
+            <w:r>
+              <w:rPr>
+                <w:rFonts w:ascii="Microsoft JhengHei" w:cs="Microsoft JhengHei" w:eastAsia="Microsoft JhengHei" w:hAnsi="Microsoft JhengHei"/>
+                <w:sz w:val="20"/>
+                <w:szCs w:val="20"/>
+              </w:rPr>
+              <w:t xml:space="preserve">(B 案不可行:線上票券第二方信託代售分潤);發文俟提付仲裁後。</w:t>
+            </w:r>
+            <w:r>
+              <w:rPr>
+                <w:rFonts w:ascii="Microsoft JhengHei" w:cs="Microsoft JhengHei" w:eastAsia="Microsoft JhengHei" w:hAnsi="Microsoft JhengHei"/>
+                <w:b/>
+                <w:bCs/>
+                <w:sz w:val="20"/>
+                <w:szCs w:val="20"/>
+              </w:rPr>
+              <w:t xml:space="preserve">會中若被問票券改善</w:t>
+            </w:r>
+            <w:r>
+              <w:rPr>
+                <w:rFonts w:ascii="Microsoft JhengHei" w:cs="Microsoft JhengHei" w:eastAsia="Microsoft JhengHei" w:hAnsi="Microsoft JhengHei"/>
+                <w:sz w:val="20"/>
+                <w:szCs w:val="20"/>
+              </w:rPr>
+              <w:t xml:space="preserve">,答:「改善方案研議中,將循契約第 15 章程序併同處理後函報,既存流通票券照常兌付」——不多說、不承諾日期</w:t>
             </w:r>
           </w:p>
         </w:tc>

--- a/縣府案件/09A_王董發言重點_一頁版.docx
+++ b/縣府案件/09A_王董發言重點_一頁版.docx
@@ -36,7 +36,7 @@
           <w:sz w:val="21"/>
           <w:szCs w:val="21"/>
         </w:rPr>
-        <w:t xml:space="preserve">:115 年 9 月份履約管理會議(9/2)
+        <w:t xml:space="preserve">:115 年 9 月份履約管理會議(第 31 次,9/2)
 </w:t>
       </w:r>
       <w:r>
@@ -55,7 +55,7 @@
           <w:sz w:val="21"/>
           <w:szCs w:val="21"/>
         </w:rPr>
-        <w:t xml:space="preserve">:三個案由全部「記明會議紀錄 + 限期書面回復」,不求當場答案
+        <w:t xml:space="preserve">:三個案由全部「記明會議紀錄 + 限期書面回復(10 日)」,不求當場答案
 </w:t>
       </w:r>
       <w:r>
@@ -74,7 +74,26 @@
           <w:sz w:val="21"/>
           <w:szCs w:val="21"/>
         </w:rPr>
-        <w:t xml:space="preserve">:只問程序、只引縣府自己的文件,不談金額、不做指控</w:t>
+        <w:t xml:space="preserve">:只問程序、只引縣府自己的文件,不談金額、不做指控
+</w:t>
+      </w:r>
+      <w:r>
+        <w:rPr>
+          <w:rFonts w:ascii="Microsoft JhengHei" w:cs="Microsoft JhengHei" w:eastAsia="Microsoft JhengHei" w:hAnsi="Microsoft JhengHei"/>
+          <w:b/>
+          <w:bCs/>
+          <w:sz w:val="21"/>
+          <w:szCs w:val="21"/>
+        </w:rPr>
+        <w:t xml:space="preserve">版本</w:t>
+      </w:r>
+      <w:r>
+        <w:rPr>
+          <w:rFonts w:ascii="Microsoft JhengHei" w:cs="Microsoft JhengHei" w:eastAsia="Microsoft JhengHei" w:hAnsi="Microsoft JhengHei"/>
+          <w:sz w:val="21"/>
+          <w:szCs w:val="21"/>
+        </w:rPr>
+        <w:t xml:space="preserve">:115/8/31 更新——依文 09 合併版(王董修正+8/30 新增內容)及票券新口徑</w:t>
       </w:r>
     </w:p>
     <w:p>
@@ -345,7 +364,7 @@
           <w:sz w:val="21"/>
           <w:szCs w:val="21"/>
         </w:rPr>
-        <w:t xml:space="preserve">請縣府確認三件事</w:t>
+        <w:t xml:space="preserve">請縣府確認五件事</w:t>
       </w:r>
       <w:r>
         <w:rPr>
@@ -371,7 +390,7 @@
           <w:sz w:val="21"/>
           <w:szCs w:val="21"/>
         </w:rPr>
-        <w:t xml:space="preserve">即可,對嗎?③</w:t>
+        <w:t xml:space="preserve">即可,對嗎?③104 年度是縣府接管才沒辦,這次缺漏在分母、分子怎麼算?④102 年度(79 分乙等)、103 年度(81 分甲等)的評定結果,承認效力並列入計算嗎?⑤</w:t>
       </w:r>
       <w:r>
         <w:rPr>
@@ -389,21 +408,7 @@
           <w:sz w:val="21"/>
           <w:szCs w:val="21"/>
         </w:rPr>
-        <w:t xml:space="preserve">(112 年度有函、113 年度到現在沒有)。</w:t>
-      </w:r>
-    </w:p>
-    <w:p>
-      <w:pPr>
-        <w:pStyle w:val="Heading2"/>
-        <w:spacing w:after="100" w:before="240"/>
-      </w:pPr>
-      <w:r>
-        <w:rPr>
-          <w:rFonts w:ascii="Microsoft JhengHei" w:cs="Microsoft JhengHei" w:eastAsia="Microsoft JhengHei" w:hAnsi="Microsoft JhengHei"/>
-          <w:sz w:val="28"/>
-          <w:szCs w:val="28"/>
-        </w:rPr>
-        <w:t xml:space="preserve">縣府排定議題:森林風呂木造區腐爛修繕</w:t>
+        <w:t xml:space="preserve">(112 年度有 113/10/14 府旅商字第 1130169503 號函前例、113 年度到現在沒有)。</w:t>
       </w:r>
     </w:p>
     <w:p>
@@ -421,7 +426,54 @@
           <w:sz w:val="21"/>
           <w:szCs w:val="21"/>
         </w:rPr>
-        <w:t xml:space="preserve">我方立場:腐爛處是「固定不可移動之建築主體結構」,非活動設備,依約應由縣府修繕。</w:t>
+        <w:t xml:space="preserve">⚠️ 成績</w:t>
+      </w:r>
+      <w:r>
+        <w:rPr>
+          <w:rFonts w:ascii="Microsoft JhengHei" w:cs="Microsoft JhengHei" w:eastAsia="Microsoft JhengHei" w:hAnsi="Microsoft JhengHei"/>
+          <w:b/>
+          <w:bCs/>
+          <w:sz w:val="21"/>
+          <w:szCs w:val="21"/>
+        </w:rPr>
+        <w:t xml:space="preserve">只講數字</w:t>
+      </w:r>
+      <w:r>
+        <w:rPr>
+          <w:rFonts w:ascii="Microsoft JhengHei" w:cs="Microsoft JhengHei" w:eastAsia="Microsoft JhengHei" w:hAnsi="Microsoft JhengHei"/>
+          <w:sz w:val="21"/>
+          <w:szCs w:val="21"/>
+        </w:rPr>
+        <w:t xml:space="preserve">(102 乙 79、103 甲 81、112 乙 77.57),絕不說「已達半數甲等」(六句話第 1 條)。</w:t>
+      </w:r>
+    </w:p>
+    <w:p>
+      <w:pPr>
+        <w:pStyle w:val="Heading2"/>
+        <w:spacing w:after="100" w:before="240"/>
+      </w:pPr>
+      <w:r>
+        <w:rPr>
+          <w:rFonts w:ascii="Microsoft JhengHei" w:cs="Microsoft JhengHei" w:eastAsia="Microsoft JhengHei" w:hAnsi="Microsoft JhengHei"/>
+          <w:sz w:val="28"/>
+          <w:szCs w:val="28"/>
+        </w:rPr>
+        <w:t xml:space="preserve">縣府排定議題三項(附二,逐項應對)</w:t>
+      </w:r>
+    </w:p>
+    <w:p>
+      <w:pPr>
+        <w:spacing w:after="120" w:line="300"/>
+      </w:pPr>
+      <w:r>
+        <w:rPr>
+          <w:rFonts w:ascii="Microsoft JhengHei" w:cs="Microsoft JhengHei" w:eastAsia="Microsoft JhengHei" w:hAnsi="Microsoft JhengHei"/>
+          <w:b/>
+          <w:bCs/>
+          <w:sz w:val="21"/>
+          <w:szCs w:val="21"/>
+        </w:rPr>
+        <w:t xml:space="preserve">1. 前次會議待辦事項</w:t>
       </w:r>
     </w:p>
     <w:p>
@@ -439,25 +491,7 @@
           <w:sz w:val="21"/>
           <w:szCs w:val="21"/>
         </w:rPr>
-        <w:t xml:space="preserve">引縣府自己的《協調陳述意見書》引用的第 5.4.2 條:「甲方交付之委託營運標的物(</w:t>
-      </w:r>
-      <w:r>
-        <w:rPr>
-          <w:rFonts w:ascii="Microsoft JhengHei" w:cs="Microsoft JhengHei" w:eastAsia="Microsoft JhengHei" w:hAnsi="Microsoft JhengHei"/>
-          <w:b/>
-          <w:bCs/>
-          <w:sz w:val="21"/>
-          <w:szCs w:val="21"/>
-        </w:rPr>
-        <w:t xml:space="preserve">不含建築物或相關結構物</w:t>
-      </w:r>
-      <w:r>
-        <w:rPr>
-          <w:rFonts w:ascii="Microsoft JhengHei" w:cs="Microsoft JhengHei" w:eastAsia="Microsoft JhengHei" w:hAnsi="Microsoft JhengHei"/>
-          <w:sz w:val="21"/>
-          <w:szCs w:val="21"/>
-        </w:rPr>
-        <w:t xml:space="preserve">)……乙方應負責修復」——建築結構本來就排除在乙方修復義務外。</w:t>
+        <w:t xml:space="preserve">會計師財會資料補正:由玉屏會前補最新辦理現況,王董照稿說明即可。</w:t>
       </w:r>
     </w:p>
     <w:p>
@@ -472,10 +506,166 @@
       <w:r>
         <w:rPr>
           <w:rFonts w:ascii="Microsoft JhengHei" w:cs="Microsoft JhengHei" w:eastAsia="Microsoft JhengHei" w:hAnsi="Microsoft JhengHei"/>
-          <w:sz w:val="21"/>
-          <w:szCs w:val="21"/>
-        </w:rPr>
-        <w:t xml:space="preserve">⚠️ 發言前提:須先以契約正本核對第 5.2.1、5.4.2 條及附件 4 原文(意見書內兩段有出入)。</w:t>
+          <w:b/>
+          <w:bCs/>
+          <w:sz w:val="21"/>
+          <w:szCs w:val="21"/>
+        </w:rPr>
+        <w:t xml:space="preserve">充電樁業者合約回復</w:t>
+      </w:r>
+      <w:r>
+        <w:rPr>
+          <w:rFonts w:ascii="Microsoft JhengHei" w:cs="Microsoft JhengHei" w:eastAsia="Microsoft JhengHei" w:hAnsi="Microsoft JhengHei"/>
+          <w:sz w:val="21"/>
+          <w:szCs w:val="21"/>
+        </w:rPr>
+        <w:t xml:space="preserve">:口徑與計畫書回復表一致——「充電樁現由本公司自行營運規劃,</w:t>
+      </w:r>
+      <w:r>
+        <w:rPr>
+          <w:rFonts w:ascii="Microsoft JhengHei" w:cs="Microsoft JhengHei" w:eastAsia="Microsoft JhengHei" w:hAnsi="Microsoft JhengHei"/>
+          <w:b/>
+          <w:bCs/>
+          <w:sz w:val="21"/>
+          <w:szCs w:val="21"/>
+        </w:rPr>
+        <w:t xml:space="preserve">尚未委由第三人經營</w:t>
+      </w:r>
+      <w:r>
+        <w:rPr>
+          <w:rFonts w:ascii="Microsoft JhengHei" w:cs="Microsoft JhengHei" w:eastAsia="Microsoft JhengHei" w:hAnsi="Microsoft JhengHei"/>
+          <w:sz w:val="21"/>
+          <w:szCs w:val="21"/>
+        </w:rPr>
+        <w:t xml:space="preserve">;如日後委外,委託契約依契約第 5.8 條送貴府備查,存續期間不逾本契約。」不多說。</w:t>
+      </w:r>
+    </w:p>
+    <w:p>
+      <w:pPr>
+        <w:spacing w:after="120" w:line="300"/>
+      </w:pPr>
+      <w:r>
+        <w:rPr>
+          <w:rFonts w:ascii="Microsoft JhengHei" w:cs="Microsoft JhengHei" w:eastAsia="Microsoft JhengHei" w:hAnsi="Microsoft JhengHei"/>
+          <w:b/>
+          <w:bCs/>
+          <w:sz w:val="21"/>
+          <w:szCs w:val="21"/>
+        </w:rPr>
+        <w:t xml:space="preserve">2. 民眾陳情案件提醒</w:t>
+      </w:r>
+      <w:r>
+        <w:rPr>
+          <w:rFonts w:ascii="Microsoft JhengHei" w:cs="Microsoft JhengHei" w:eastAsia="Microsoft JhengHei" w:hAnsi="Microsoft JhengHei"/>
+          <w:sz w:val="21"/>
+          <w:szCs w:val="21"/>
+        </w:rPr>
+        <w:t xml:space="preserve">:聽取、記錄,不當場承諾處理方式,答「本公司了解後依規定辦理並回復」。</w:t>
+      </w:r>
+    </w:p>
+    <w:p>
+      <w:pPr>
+        <w:spacing w:after="120" w:line="300"/>
+      </w:pPr>
+      <w:r>
+        <w:rPr>
+          <w:rFonts w:ascii="Microsoft JhengHei" w:cs="Microsoft JhengHei" w:eastAsia="Microsoft JhengHei" w:hAnsi="Microsoft JhengHei"/>
+          <w:b/>
+          <w:bCs/>
+          <w:sz w:val="21"/>
+          <w:szCs w:val="21"/>
+        </w:rPr>
+        <w:t xml:space="preserve">3. 森林風呂木造區腐爛修繕</w:t>
+      </w:r>
+    </w:p>
+    <w:p>
+      <w:pPr>
+        <w:pStyle w:val="ListParagraph"/>
+        <w:numPr>
+          <w:ilvl w:val="0"/>
+          <w:numId w:val="2"/>
+        </w:numPr>
+        <w:spacing w:after="60" w:line="280"/>
+      </w:pPr>
+      <w:r>
+        <w:rPr>
+          <w:rFonts w:ascii="Microsoft JhengHei" w:cs="Microsoft JhengHei" w:eastAsia="Microsoft JhengHei" w:hAnsi="Microsoft JhengHei"/>
+          <w:sz w:val="21"/>
+          <w:szCs w:val="21"/>
+        </w:rPr>
+        <w:t xml:space="preserve">我方立場:腐爛處是「固定不可移動之建築主體結構」,非活動設備,依約應由縣府修繕。</w:t>
+      </w:r>
+    </w:p>
+    <w:p>
+      <w:pPr>
+        <w:pStyle w:val="ListParagraph"/>
+        <w:numPr>
+          <w:ilvl w:val="0"/>
+          <w:numId w:val="2"/>
+        </w:numPr>
+        <w:spacing w:after="60" w:line="280"/>
+      </w:pPr>
+      <w:r>
+        <w:rPr>
+          <w:rFonts w:ascii="Microsoft JhengHei" w:cs="Microsoft JhengHei" w:eastAsia="Microsoft JhengHei" w:hAnsi="Microsoft JhengHei"/>
+          <w:sz w:val="21"/>
+          <w:szCs w:val="21"/>
+        </w:rPr>
+        <w:t xml:space="preserve">引縣府自己的《協調陳述意見書》引用的第 5.4.2 條:「甲方交付之委託營運標的物(</w:t>
+      </w:r>
+      <w:r>
+        <w:rPr>
+          <w:rFonts w:ascii="Microsoft JhengHei" w:cs="Microsoft JhengHei" w:eastAsia="Microsoft JhengHei" w:hAnsi="Microsoft JhengHei"/>
+          <w:b/>
+          <w:bCs/>
+          <w:sz w:val="21"/>
+          <w:szCs w:val="21"/>
+        </w:rPr>
+        <w:t xml:space="preserve">不含建築物或相關結構物</w:t>
+      </w:r>
+      <w:r>
+        <w:rPr>
+          <w:rFonts w:ascii="Microsoft JhengHei" w:cs="Microsoft JhengHei" w:eastAsia="Microsoft JhengHei" w:hAnsi="Microsoft JhengHei"/>
+          <w:sz w:val="21"/>
+          <w:szCs w:val="21"/>
+        </w:rPr>
+        <w:t xml:space="preserve">)……乙方應負責修復」——建築結構本來就排除在乙方修復義務外。</w:t>
+      </w:r>
+    </w:p>
+    <w:p>
+      <w:pPr>
+        <w:pStyle w:val="ListParagraph"/>
+        <w:numPr>
+          <w:ilvl w:val="0"/>
+          <w:numId w:val="2"/>
+        </w:numPr>
+        <w:spacing w:after="60" w:line="280"/>
+      </w:pPr>
+      <w:r>
+        <w:rPr>
+          <w:rFonts w:ascii="Microsoft JhengHei" w:cs="Microsoft JhengHei" w:eastAsia="Microsoft JhengHei" w:hAnsi="Microsoft JhengHei"/>
+          <w:sz w:val="21"/>
+          <w:szCs w:val="21"/>
+        </w:rPr>
+        <w:t xml:space="preserve">⚠️ 發言前提:須先以契約正本核對第 5.2.1、5.4.2 條及附件 4 原文(意見書內兩段有出入);</w:t>
+      </w:r>
+      <w:r>
+        <w:rPr>
+          <w:rFonts w:ascii="Microsoft JhengHei" w:cs="Microsoft JhengHei" w:eastAsia="Microsoft JhengHei" w:hAnsi="Microsoft JhengHei"/>
+          <w:b/>
+          <w:bCs/>
+          <w:sz w:val="21"/>
+          <w:szCs w:val="21"/>
+        </w:rPr>
+        <w:t xml:space="preserve">未核對前不引條號</w:t>
+      </w:r>
+      <w:r>
+        <w:rPr>
+          <w:rFonts w:ascii="Microsoft JhengHei" w:cs="Microsoft JhengHei" w:eastAsia="Microsoft JhengHei" w:hAnsi="Microsoft JhengHei"/>
+          <w:sz w:val="21"/>
+          <w:szCs w:val="21"/>
+        </w:rPr>
+        <w:t xml:space="preserve">,只講「依契約約定,建築主體結構之修繕非屬乙方維管範圍,請縣府依權責辦理」。</w:t>
       </w:r>
     </w:p>
     <w:p>
@@ -868,7 +1058,7 @@
                 <w:sz w:val="20"/>
                 <w:szCs w:val="20"/>
               </w:rPr>
-              <w:t xml:space="preserve">(B 案不可行:線上票券第二方信託代售分潤);發文俟提付仲裁後。</w:t>
+              <w:t xml:space="preserve">(B 案不可行);發文俟提付仲裁後。</w:t>
             </w:r>
             <w:r>
               <w:rPr>
@@ -886,7 +1076,43 @@
                 <w:sz w:val="20"/>
                 <w:szCs w:val="20"/>
               </w:rPr>
-              <w:t xml:space="preserve">,答:「改善方案研議中,將循契約第 15 章程序併同處理後函報,既存流通票券照常兌付」——不多說、不承諾日期</w:t>
+              <w:t xml:space="preserve">,答:「本公司將依消保法所定履約保障方式(金融機構足額履約保證、信託專戶等)</w:t>
+            </w:r>
+            <w:r>
+              <w:rPr>
+                <w:rFonts w:ascii="Microsoft JhengHei" w:cs="Microsoft JhengHei" w:eastAsia="Microsoft JhengHei" w:hAnsi="Microsoft JhengHei"/>
+                <w:b/>
+                <w:bCs/>
+                <w:sz w:val="20"/>
+                <w:szCs w:val="20"/>
+              </w:rPr>
+              <w:t xml:space="preserve">擇一</w:t>
+            </w:r>
+            <w:r>
+              <w:rPr>
+                <w:rFonts w:ascii="Microsoft JhengHei" w:cs="Microsoft JhengHei" w:eastAsia="Microsoft JhengHei" w:hAnsi="Microsoft JhengHei"/>
+                <w:sz w:val="20"/>
+                <w:szCs w:val="20"/>
+              </w:rPr>
+              <w:t xml:space="preserve">建立保障,具體方案近期專函提報;既存流通票券照常兌付、可全額退費。」</w:t>
+            </w:r>
+            <w:r>
+              <w:rPr>
+                <w:rFonts w:ascii="Microsoft JhengHei" w:cs="Microsoft JhengHei" w:eastAsia="Microsoft JhengHei" w:hAnsi="Microsoft JhengHei"/>
+                <w:b/>
+                <w:bCs/>
+                <w:sz w:val="20"/>
+                <w:szCs w:val="20"/>
+              </w:rPr>
+              <w:t xml:space="preserve">三不</w:t>
+            </w:r>
+            <w:r>
+              <w:rPr>
+                <w:rFonts w:ascii="Microsoft JhengHei" w:cs="Microsoft JhengHei" w:eastAsia="Microsoft JhengHei" w:hAnsi="Microsoft JhengHei"/>
+                <w:sz w:val="20"/>
+                <w:szCs w:val="20"/>
+              </w:rPr>
+              <w:t xml:space="preserve">:不說「不再信託」、不提仲裁、不承諾日期</w:t>
             </w:r>
           </w:p>
         </w:tc>
